--- a/Exhibit 12.5 GovGuard_TC.docx
+++ b/Exhibit 12.5 GovGuard_TC.docx
@@ -194,7 +194,7 @@
         <w:jc w:val="both"/>
       </w:pPr>
       <w:r>
-        <w:t>The platform is owned and will be commercialized and scaled through Quantio Global, a U.S.-registered company founded by the Petitioner, which provides the operational and legal vehicle for delivering GovGuard™ to government and institutional customers across the United States. GovGuard is made available under a dual-track model: a free Community Edition released under Creative Commons CC-BY 4.0 — providing core grant lifecycle management, compliance monitoring, and workflow capabilities to any adopting organization at zero cost — and a commercial Enterprise Edition that delivers the full multi-tenant architecture, a security posture targeting FedRAMP Moderate authorization (ATO not yet obtained; see Exhibit G-11 for the AWS GovCloud migration and authorization roadmap), ERP bidirectional integration, advanced AI risk forecasting, and dedicated implementation support documented in this exhibit. The dual-track model ensures that under-resourced grantees are never priced out of the platform while enabling the sustainable commercial operations necessary to maintain and scale federal-grade infrastructure.</w:t>
+        <w:t>The platform is owned and will be commercialized and scaled through Quantio Global, a U.S.-registered company founded by the Petitioner, which provides the operational and legal vehicle for delivering GovGuard™ to government and institutional customers across the United States. GovGuard is made available under a dual-track model: a free Community Edition released under Creative Commons CC-BY 4.0 — providing core grant lifecycle management, compliance monitoring, and workflow capabilities to any adopting organization at zero cost — and a commercial Enterprise Edition that delivers the full multi-tenant architecture, a security posture targeting FedRAMP Moderate authorization (ATO not yet obtained; see Exhibit 28.G11 for the AWS GovCloud migration and authorization roadmap), ERP bidirectional integration, advanced AI risk forecasting, and dedicated implementation support documented in this exhibit. The dual-track model ensures that under-resourced grantees are never priced out of the platform while enabling the sustainable commercial operations necessary to maintain and scale federal-grade infrastructure.</w:t>
       </w:r>
     </w:p>
     <w:p>
@@ -1543,7 +1543,7 @@
         <w:jc w:val="both"/>
       </w:pPr>
       <w:r>
-        <w:t>All entities implement tenant isolation via PostgreSQL 17 Row-Level Security, ensuring complete data separation between tenants at the database level — not merely at the application layer. PII fields (email addresses, EIN numbers, and vendor addresses) are stored as one-way SHA-256 hashes for entity-matching purposes, eliminating plaintext PII from the database. Exhibit G-11 recommends migrating to a keyed HMAC-SHA256 construction as a near-term security hardening step. The audit_events table is append-only and stores cryptographic hashes of previous and new values, creating an immutable forensic record of all data modifications.</w:t>
+        <w:t>All entities implement tenant isolation via PostgreSQL 17 Row-Level Security, ensuring complete data separation between tenants at the database level — not merely at the application layer. PII fields (email addresses, EIN numbers, and vendor addresses) are stored as one-way SHA-256 hashes for entity-matching purposes, eliminating plaintext PII from the database. Exhibit 28.G11 recommends migrating to a keyed HMAC-SHA256 construction as a near-term security hardening step. The audit_events table is append-only and stores cryptographic hashes of previous and new values, creating an immutable forensic record of all data modifications.</w:t>
       </w:r>
     </w:p>
     <w:p>
@@ -1691,7 +1691,7 @@
         <w:jc w:val="both"/>
       </w:pPr>
       <w:r>
-        <w:t>GovGuard™ is currently deployed using Railway (containerized FastAPI backend via Docker) and Vercel (Next.js frontend). The platform is fully containerized and its architecture (PostgreSQL RLS, stateless API design) is designed for migration to AWS GovCloud without functional change; the phased migration and FedRAMP Moderate authorization plan is documented in Exhibit G-11. The following infrastructure components are in place today:</w:t>
+        <w:t>GovGuard™ is currently deployed using Railway (containerized FastAPI backend via Docker) and Vercel (Next.js frontend). The platform is fully containerized and its architecture (PostgreSQL RLS, stateless API design) is designed for migration to AWS GovCloud without functional change; the phased migration and FedRAMP Moderate authorization plan is documented in Exhibit 28.G11. The following infrastructure components are in place today:</w:t>
       </w:r>
     </w:p>
     <w:p>
@@ -2512,7 +2512,7 @@
           </w:tcPr>
           <w:p>
             <w:r>
-              <w:t>Railway (backend), Vercel (frontend), Docker / Docker Compose; AWS GovCloud migration roadmapped (Exhibit G-11)</w:t>
+              <w:t>Railway (backend), Vercel (frontend), Docker / Docker Compose; AWS GovCloud migration roadmapped (Exhibit 28.G11)</w:t>
             </w:r>
           </w:p>
         </w:tc>
@@ -2794,7 +2794,7 @@
         <w:ind w:left="360"/>
       </w:pPr>
       <w:r>
-        <w:t>PII Tokenization: Email addresses, EIN numbers, and vendor addresses are stored only as one-way SHA-256 hashes (keyed HMAC-SHA256 migration recommended in Exhibit G-11). The system can perform equality matching on hashed values without storing plaintext PII, eliminating the most common class of data breach risk.</w:t>
+        <w:t>PII Tokenization: Email addresses, EIN numbers, and vendor addresses are stored only as one-way SHA-256 hashes (keyed HMAC-SHA256 migration recommended in Exhibit 28.G11). The system can perform equality matching on hashed values without storing plaintext PII, eliminating the most common class of data breach risk.</w:t>
       </w:r>
     </w:p>
     <w:p>
@@ -2842,7 +2842,7 @@
         <w:ind w:left="360"/>
       </w:pPr>
       <w:r>
-        <w:t>FedRAMP Moderate Target Alignment: The use of AWS Cognito for identity management and the security controls described above are designed to be consistent with FedRAMP Moderate authorization requirements. Compute and storage currently run on Railway and Vercel; migration to AWS GovCloud is Phase 2 of the roadmap documented in Exhibit G-11, a prerequisite to any FedRAMP Moderate authorization determination. An Authorization to Operate (ATO) has not yet been obtained; formal authorization via a Third-Party Assessment Organization (3PAO) is planned as part of the commercial deployment roadmap.</w:t>
+        <w:t>FedRAMP Moderate Target Alignment: The use of AWS Cognito for identity management and the security controls described above are designed to be consistent with FedRAMP Moderate authorization requirements. Compute and storage currently run on Railway and Vercel; migration to AWS GovCloud is Phase 2 of the roadmap documented in Exhibit 28.G11, a prerequisite to any FedRAMP Moderate authorization determination. An Authorization to Operate (ATO) has not yet been obtained; formal authorization via a Third-Party Assessment Organization (3PAO) is planned as part of the commercial deployment roadmap.</w:t>
       </w:r>
     </w:p>
     <w:p>
@@ -2977,7 +2977,7 @@
         <w:jc w:val="both"/>
       </w:pPr>
       <w:r>
-        <w:t>Muhammad Bilal brings more than 20 years of senior executive experience across finance, technology, governance, and large-scale program management to the GovGuard™ endeavor. His professional background is uniquely and directly relevant to the national problem that GovGuard™ addresses. PETITIONER'S SPECIFIC TECHNICAL CONTRIBUTIONS TO GOVGUARD™: The following key design decisions are directly and personally attributable to Muhammad Bilal: (1) The 47 fraud detection rules (FDE-001–FDE-047) were personally designed by the Petitioner, each mapped to a specific GAO High-Risk program category based on his direct review of GAO High-Risk reports and PRAC FY2023 audit findings — a mapping task requiring simultaneous regulatory and domain expertise that a software engineer alone cannot perform. (2) The 10 OMB compliance rules (CM-001–CM-010) and the automated Corrective Action Plan (CAP) lifecycle — with 30/60/90-day escalation reminders and MATERIAL_WEAKNESS auto-detection — were designed by the Petitioner based on operational experience directing Single Audit preparation and responding to audit findings at EMAAR Economic City and Red Sea Global. (3) The three-ML-model architecture selection (XGBoost Fraud Classifier for supervised classification, IsolationForest for unsupervised anomaly detection, XGBoost Risk Forecaster with SHAP explainability for 30-day forward predictions) was determined by the Petitioner based on his evaluation of the feature structure of federal grant transaction data — structured, tabular, low-fraud-base-rate — against the empirical literature on ML algorithm performance on this data type. (4) The multi-tenant PostgreSQL 17 Row-Level Security schema, with one-way SHA-256 PII field hashing (keyed HMAC-SHA256 migration recommended in Exhibit G-11) and append-only audit_events table, was designed by the Petitioner to satisfy FedRAMP Moderate data handling requirements derived from his review of FISMA and FedRAMP security control documentation. (5) The shadow validation mode — logging agreement rate, average delta, and action-level concordance between rule-based and ML scores — was designed by the Petitioner as a continuous model monitoring mechanism reflecting his operational experience with the risk of model drift in production financial systems.</w:t>
+        <w:t>Muhammad Bilal brings more than 20 years of senior executive experience across finance, technology, governance, and large-scale program management to the GovGuard™ endeavor. His professional background is uniquely and directly relevant to the national problem that GovGuard™ addresses. PETITIONER'S SPECIFIC TECHNICAL CONTRIBUTIONS TO GOVGUARD™: The following key design decisions are directly and personally attributable to Muhammad Bilal: (1) The 47 fraud detection rules (FDE-001–FDE-047) were personally designed by the Petitioner, each mapped to a specific GAO High-Risk program category based on his direct review of GAO High-Risk reports and PRAC FY2023 audit findings — a mapping task requiring simultaneous regulatory and domain expertise that a software engineer alone cannot perform. (2) The 10 OMB compliance rules (CM-001–CM-010) and the automated Corrective Action Plan (CAP) lifecycle — with 30/60/90-day escalation reminders and MATERIAL_WEAKNESS auto-detection — were designed by the Petitioner based on operational experience directing Single Audit preparation and responding to audit findings at EMAAR Economic City and Red Sea Global. (3) The three-ML-model architecture selection (XGBoost Fraud Classifier for supervised classification, IsolationForest for unsupervised anomaly detection, XGBoost Risk Forecaster with SHAP explainability for 30-day forward predictions) was determined by the Petitioner based on his evaluation of the feature structure of federal grant transaction data — structured, tabular, low-fraud-base-rate — against the empirical literature on ML algorithm performance on this data type. (4) The multi-tenant PostgreSQL 17 Row-Level Security schema, with one-way SHA-256 PII field hashing (keyed HMAC-SHA256 migration recommended in Exhibit 28.G11) and append-only audit_events table, was designed by the Petitioner to satisfy FedRAMP Moderate data handling requirements derived from his review of FISMA and FedRAMP security control documentation. (5) The shadow validation mode — logging agreement rate, average delta, and action-level concordance between rule-based and ML scores — was designed by the Petitioner as a continuous model monitoring mechanism reflecting his operational experience with the risk of model drift in production financial systems.</w:t>
       </w:r>
     </w:p>
     <w:p>
@@ -3954,7 +3954,7 @@
           <w:rFonts w:ascii="Times New Roman" w:hAnsi="Times New Roman"/>
           <w:sz w:val="24"/>
         </w:rPr>
-        <w:t>Exhibit G-1: GovGuard™ System Architecture Diagram</w:t>
+        <w:t>Exhibit 28.G1: GovGuard™ System Architecture Diagram</w:t>
       </w:r>
     </w:p>
     <w:p>
@@ -3968,7 +3968,7 @@
           <w:rFonts w:ascii="Times New Roman" w:hAnsi="Times New Roman"/>
           <w:sz w:val="24"/>
         </w:rPr>
-        <w:t>Exhibit G-2: Fraud Detection Engine — Rule Library and GAO Mapping (47 Rules)</w:t>
+        <w:t>Exhibit 28.G2: Fraud Detection Engine — Rule Library and GAO Mapping (47 Rules)</w:t>
       </w:r>
     </w:p>
     <w:p>
@@ -3982,7 +3982,7 @@
           <w:rFonts w:ascii="Times New Roman" w:hAnsi="Times New Roman"/>
           <w:sz w:val="24"/>
         </w:rPr>
-        <w:t>Exhibit G-3: ML Model Documentation (XGBoost Fraud Classifier, IsolationForest Anomaly Detector, XGBoost Risk Forecaster)</w:t>
+        <w:t>Exhibit 28.G3: ML Model Documentation (XGBoost Fraud Classifier, IsolationForest Anomaly Detector, XGBoost Risk Forecaster)</w:t>
       </w:r>
     </w:p>
     <w:p>
@@ -3996,7 +3996,7 @@
           <w:rFonts w:ascii="Times New Roman" w:hAnsi="Times New Roman"/>
           <w:sz w:val="24"/>
         </w:rPr>
-        <w:t>Exhibit G-4: 70-Scenario GAO Test Dataset (govguard_v2_gao_test_dataset.json)</w:t>
+        <w:t>Exhibit 28.G4: 70-Scenario GAO Test Dataset (govguard_v2_gao_test_dataset.json)</w:t>
       </w:r>
     </w:p>
     <w:p>
@@ -4010,7 +4010,7 @@
           <w:rFonts w:ascii="Times New Roman" w:hAnsi="Times New Roman"/>
           <w:sz w:val="24"/>
         </w:rPr>
-        <w:t>Exhibit G-5: Frontend Dashboard Screenshots and Compliance Interface</w:t>
+        <w:t>Exhibit 28.G5: Frontend Dashboard Screenshots and Compliance Interface</w:t>
       </w:r>
     </w:p>
     <w:p>
@@ -4024,7 +4024,7 @@
           <w:rFonts w:ascii="Times New Roman" w:hAnsi="Times New Roman"/>
           <w:sz w:val="24"/>
         </w:rPr>
-        <w:t>Exhibit G-8: System API Output Examples (Fraud Assessment, Risk Prediction, Compliance Monitor)</w:t>
+        <w:t>Exhibit 28.G8: System API Output Examples (Fraud Assessment, Risk Prediction, Compliance Monitor)</w:t>
       </w:r>
     </w:p>
     <w:p>

--- a/Exhibit 12.5 GovGuard_TC.docx
+++ b/Exhibit 12.5 GovGuard_TC.docx
@@ -80,7 +80,7 @@
           <w:color w:val="00236B"/>
           <w:sz w:val="32"/>
         </w:rPr>
-        <w:t>EXHIBIT 12.5</w:t>
+        <w:t>Exhibit 28</w:t>
       </w:r>
     </w:p>
     <w:p>
